--- a/2026-10-29/工作日报-2026-10-29.docx
+++ b/2026-10-29/工作日报-2026-10-29.docx
@@ -55,10 +55,10 @@
         <w:tblLook w:firstColumn="1" w:firstRow="1" w:lastColumn="0" w:lastRow="0" w:noHBand="0" w:noVBand="1" w:val="04A0"/>
       </w:tblPr>
       <w:tblGrid>
-        <w:gridCol w:w="2239"/>
-        <w:gridCol w:w="2239"/>
-        <w:gridCol w:w="2239"/>
-        <w:gridCol w:w="2239"/>
+        <w:gridCol w:w="2041"/>
+        <w:gridCol w:w="3061"/>
+        <w:gridCol w:w="2041"/>
+        <w:gridCol w:w="1701"/>
       </w:tblGrid>
       <w:tr>
         <w:tc>
@@ -290,7 +290,7 @@
           <w:color w:val="C00000"/>
           <w:sz w:val="21"/>
         </w:rPr>
-        <w:t>遗留 1 项：</w:t>
+        <w:t>待办 1 项：</w:t>
       </w:r>
       <w:r>
         <w:rPr>
@@ -298,7 +298,7 @@
           <w:b w:val="0"/>
           <w:sz w:val="21"/>
         </w:rPr>
-        <w:t>今日日报所需的 3 张过程截图需由本人从本地补入 images/ 目录后重新生成终版（正文已就绪，脚本可一键重跑）。</w:t>
+        <w:t>本报告为无图版，第五节已按工作顺序预留 3 个截图取景框并排好图注，由本人把截图直接粘贴入框即可定稿。</w:t>
       </w:r>
     </w:p>
     <w:p>
@@ -443,9 +443,9 @@
         <w:tblLook w:firstColumn="1" w:firstRow="1" w:lastColumn="0" w:lastRow="0" w:noHBand="0" w:noVBand="1" w:val="04A0"/>
       </w:tblPr>
       <w:tblGrid>
-        <w:gridCol w:w="2986"/>
-        <w:gridCol w:w="2986"/>
-        <w:gridCol w:w="2986"/>
+        <w:gridCol w:w="1871"/>
+        <w:gridCol w:w="794"/>
+        <w:gridCol w:w="6180"/>
       </w:tblGrid>
       <w:tr>
         <w:tc>
@@ -1593,9 +1593,9 @@
         <w:tblLook w:firstColumn="1" w:firstRow="1" w:lastColumn="0" w:lastRow="0" w:noHBand="0" w:noVBand="1" w:val="04A0"/>
       </w:tblPr>
       <w:tblGrid>
-        <w:gridCol w:w="2986"/>
-        <w:gridCol w:w="2986"/>
-        <w:gridCol w:w="2986"/>
+        <w:gridCol w:w="2268"/>
+        <w:gridCol w:w="3175"/>
+        <w:gridCol w:w="3402"/>
       </w:tblGrid>
       <w:tr>
         <w:tc>
@@ -2403,15 +2403,15 @@
         <w:tblLook w:firstColumn="1" w:firstRow="1" w:lastColumn="0" w:lastRow="0" w:noHBand="0" w:noVBand="1" w:val="04A0"/>
       </w:tblPr>
       <w:tblGrid>
-        <w:gridCol w:w="2239"/>
-        <w:gridCol w:w="2239"/>
-        <w:gridCol w:w="2239"/>
-        <w:gridCol w:w="2239"/>
+        <w:gridCol w:w="680"/>
+        <w:gridCol w:w="2835"/>
+        <w:gridCol w:w="2494"/>
+        <w:gridCol w:w="2948"/>
       </w:tblGrid>
       <w:tr>
         <w:tc>
           <w:tcPr>
-            <w:tcW w:type="dxa" w:w="737"/>
+            <w:tcW w:type="dxa" w:w="680"/>
             <w:shd w:val="clear" w:color="auto" w:fill="2F5BD8"/>
           </w:tcPr>
           <w:p>
@@ -2433,7 +2433,7 @@
         </w:tc>
         <w:tc>
           <w:tcPr>
-            <w:tcW w:type="dxa" w:w="3061"/>
+            <w:tcW w:type="dxa" w:w="2835"/>
             <w:shd w:val="clear" w:color="auto" w:fill="2F5BD8"/>
           </w:tcPr>
           <w:p>
@@ -2477,7 +2477,7 @@
         </w:tc>
         <w:tc>
           <w:tcPr>
-            <w:tcW w:type="dxa" w:w="3118"/>
+            <w:tcW w:type="dxa" w:w="2948"/>
             <w:shd w:val="clear" w:color="auto" w:fill="2F5BD8"/>
           </w:tcPr>
           <w:p>
@@ -2501,7 +2501,7 @@
       <w:tr>
         <w:tc>
           <w:tcPr>
-            <w:tcW w:type="dxa" w:w="737"/>
+            <w:tcW w:type="dxa" w:w="680"/>
           </w:tcPr>
           <w:p>
             <w:pPr>
@@ -2519,7 +2519,7 @@
         </w:tc>
         <w:tc>
           <w:tcPr>
-            <w:tcW w:type="dxa" w:w="3061"/>
+            <w:tcW w:type="dxa" w:w="2835"/>
           </w:tcPr>
           <w:p>
             <w:pPr>
@@ -2555,7 +2555,7 @@
         </w:tc>
         <w:tc>
           <w:tcPr>
-            <w:tcW w:type="dxa" w:w="3118"/>
+            <w:tcW w:type="dxa" w:w="2948"/>
           </w:tcPr>
           <w:p>
             <w:pPr>
@@ -2575,7 +2575,7 @@
       <w:tr>
         <w:tc>
           <w:tcPr>
-            <w:tcW w:type="dxa" w:w="737"/>
+            <w:tcW w:type="dxa" w:w="680"/>
             <w:shd w:val="clear" w:color="auto" w:fill="F2F5FD"/>
           </w:tcPr>
           <w:p>
@@ -2594,7 +2594,7 @@
         </w:tc>
         <w:tc>
           <w:tcPr>
-            <w:tcW w:type="dxa" w:w="3061"/>
+            <w:tcW w:type="dxa" w:w="2835"/>
             <w:shd w:val="clear" w:color="auto" w:fill="F2F5FD"/>
           </w:tcPr>
           <w:p>
@@ -2632,7 +2632,7 @@
         </w:tc>
         <w:tc>
           <w:tcPr>
-            <w:tcW w:type="dxa" w:w="3118"/>
+            <w:tcW w:type="dxa" w:w="2948"/>
             <w:shd w:val="clear" w:color="auto" w:fill="F2F5FD"/>
           </w:tcPr>
           <w:p>
@@ -2653,7 +2653,7 @@
       <w:tr>
         <w:tc>
           <w:tcPr>
-            <w:tcW w:type="dxa" w:w="737"/>
+            <w:tcW w:type="dxa" w:w="680"/>
           </w:tcPr>
           <w:p>
             <w:pPr>
@@ -2671,7 +2671,7 @@
         </w:tc>
         <w:tc>
           <w:tcPr>
-            <w:tcW w:type="dxa" w:w="3061"/>
+            <w:tcW w:type="dxa" w:w="2835"/>
           </w:tcPr>
           <w:p>
             <w:pPr>
@@ -2707,7 +2707,7 @@
         </w:tc>
         <w:tc>
           <w:tcPr>
-            <w:tcW w:type="dxa" w:w="3118"/>
+            <w:tcW w:type="dxa" w:w="2948"/>
           </w:tcPr>
           <w:p>
             <w:pPr>
@@ -2727,7 +2727,7 @@
       <w:tr>
         <w:tc>
           <w:tcPr>
-            <w:tcW w:type="dxa" w:w="737"/>
+            <w:tcW w:type="dxa" w:w="680"/>
             <w:shd w:val="clear" w:color="auto" w:fill="F2F5FD"/>
           </w:tcPr>
           <w:p>
@@ -2746,7 +2746,7 @@
         </w:tc>
         <w:tc>
           <w:tcPr>
-            <w:tcW w:type="dxa" w:w="3061"/>
+            <w:tcW w:type="dxa" w:w="2835"/>
             <w:shd w:val="clear" w:color="auto" w:fill="F2F5FD"/>
           </w:tcPr>
           <w:p>
@@ -2784,7 +2784,7 @@
         </w:tc>
         <w:tc>
           <w:tcPr>
-            <w:tcW w:type="dxa" w:w="3118"/>
+            <w:tcW w:type="dxa" w:w="2948"/>
             <w:shd w:val="clear" w:color="auto" w:fill="F2F5FD"/>
           </w:tcPr>
           <w:p>
@@ -2805,7 +2805,7 @@
       <w:tr>
         <w:tc>
           <w:tcPr>
-            <w:tcW w:type="dxa" w:w="737"/>
+            <w:tcW w:type="dxa" w:w="680"/>
           </w:tcPr>
           <w:p>
             <w:pPr>
@@ -2823,7 +2823,7 @@
         </w:tc>
         <w:tc>
           <w:tcPr>
-            <w:tcW w:type="dxa" w:w="3061"/>
+            <w:tcW w:type="dxa" w:w="2835"/>
           </w:tcPr>
           <w:p>
             <w:pPr>
@@ -2859,7 +2859,7 @@
         </w:tc>
         <w:tc>
           <w:tcPr>
-            <w:tcW w:type="dxa" w:w="3118"/>
+            <w:tcW w:type="dxa" w:w="2948"/>
           </w:tcPr>
           <w:p>
             <w:pPr>
@@ -2879,7 +2879,7 @@
       <w:tr>
         <w:tc>
           <w:tcPr>
-            <w:tcW w:type="dxa" w:w="737"/>
+            <w:tcW w:type="dxa" w:w="680"/>
             <w:shd w:val="clear" w:color="auto" w:fill="F2F5FD"/>
           </w:tcPr>
           <w:p>
@@ -2898,7 +2898,7 @@
         </w:tc>
         <w:tc>
           <w:tcPr>
-            <w:tcW w:type="dxa" w:w="3061"/>
+            <w:tcW w:type="dxa" w:w="2835"/>
             <w:shd w:val="clear" w:color="auto" w:fill="F2F5FD"/>
           </w:tcPr>
           <w:p>
@@ -2911,7 +2911,7 @@
                 <w:rFonts w:ascii="微软雅黑" w:hAnsi="微软雅黑" w:eastAsia="微软雅黑"/>
                 <w:sz w:val="17"/>
               </w:rPr>
-              <w:t>日报终版缺 3 张过程截图（图像字节未落入工作区）</w:t>
+              <w:t>过程截图未随文档自动归档（图像字节未落入工作区）</w:t>
             </w:r>
           </w:p>
         </w:tc>
@@ -2930,13 +2930,13 @@
                 <w:rFonts w:ascii="微软雅黑" w:hAnsi="微软雅黑" w:eastAsia="微软雅黑"/>
                 <w:sz w:val="17"/>
               </w:rPr>
-              <w:t>文档不完整</w:t>
+              <w:t>归档件缺图</w:t>
             </w:r>
           </w:p>
         </w:tc>
         <w:tc>
           <w:tcPr>
-            <w:tcW w:type="dxa" w:w="3118"/>
+            <w:tcW w:type="dxa" w:w="2948"/>
             <w:shd w:val="clear" w:color="auto" w:fill="F2F5FD"/>
           </w:tcPr>
           <w:p>
@@ -2949,7 +2949,7 @@
                 <w:rFonts w:ascii="微软雅黑" w:hAnsi="微软雅黑" w:eastAsia="微软雅黑"/>
                 <w:sz w:val="17"/>
               </w:rPr>
-              <w:t>将截图补入 2026-10-29/images/ 后重跑脚本，一键生成终版</w:t>
+              <w:t>第五节已预留 3 个取景框与图注，粘贴截图即可定稿</w:t>
             </w:r>
           </w:p>
         </w:tc>
@@ -2989,7 +2989,7 @@
           <w:rFonts w:ascii="微软雅黑" w:hAnsi="微软雅黑" w:eastAsia="微软雅黑"/>
           <w:sz w:val="21"/>
         </w:rPr>
-        <w:t>1. 补齐并归档今日 3 张过程截图，输出日报终版交部门归档。</w:t>
+        <w:t>1. 把 3 张过程截图粘贴进日报取景框并定稿，交部门归档。</w:t>
       </w:r>
     </w:p>
     <w:p>
@@ -3075,27 +3075,70 @@
           <w:color w:val="666666"/>
           <w:sz w:val="18"/>
         </w:rPr>
-        <w:t>以下截图按工作发生顺序排列，均已同步保存至 2026-10-29/images/ 目录。</w:t>
+        <w:t>以下截图按工作发生顺序排列。请把对应截图直接粘贴进虚线框，图注与编号已排好。</w:t>
       </w:r>
     </w:p>
+    <w:tbl>
+      <w:tblPr>
+        <w:tblW w:type="auto" w:w="0"/>
+        <w:jc w:val="center"/>
+        <w:tblBorders>
+          <w:top w:val="dashed" w:sz="8" w:space="0" w:color="AEB6CC"/>
+          <w:left w:val="dashed" w:sz="8" w:space="0" w:color="AEB6CC"/>
+          <w:bottom w:val="dashed" w:sz="8" w:space="0" w:color="AEB6CC"/>
+          <w:right w:val="dashed" w:sz="8" w:space="0" w:color="AEB6CC"/>
+          <w:insideH w:val="none" w:sz="0" w:space="0" w:color="auto"/>
+          <w:insideV w:val="none" w:sz="0" w:space="0" w:color="auto"/>
+        </w:tblBorders>
+        <w:tblLayout w:type="fixed"/>
+        <w:tblLook w:firstColumn="1" w:firstRow="1" w:lastColumn="0" w:lastRow="0" w:noHBand="0" w:noVBand="1" w:val="04A0"/>
+      </w:tblPr>
+      <w:tblGrid>
+        <w:gridCol w:w="8787"/>
+      </w:tblGrid>
+      <w:tr>
+        <w:trPr>
+          <w:trHeight w:val="5102" w:hRule="atLeast"/>
+        </w:trPr>
+        <w:tc>
+          <w:tcPr>
+            <w:tcW w:type="dxa" w:w="8787"/>
+            <w:vAlign w:val="center"/>
+          </w:tcPr>
+          <w:p>
+            <w:pPr>
+              <w:spacing w:before="40" w:after="40"/>
+              <w:jc w:val="center"/>
+            </w:pPr>
+            <w:r>
+              <w:rPr>
+                <w:rFonts w:ascii="微软雅黑" w:hAnsi="微软雅黑" w:eastAsia="微软雅黑"/>
+                <w:color w:val="8A92A8"/>
+                <w:sz w:val="18"/>
+              </w:rPr>
+              <w:t>在框内粘贴截图</w:t>
+            </w:r>
+          </w:p>
+          <w:p>
+            <w:pPr>
+              <w:spacing w:before="0" w:after="40"/>
+              <w:jc w:val="center"/>
+            </w:pPr>
+            <w:r>
+              <w:rPr>
+                <w:rFonts w:ascii="微软雅黑" w:hAnsi="微软雅黑" w:eastAsia="微软雅黑"/>
+                <w:color w:val="A8AEC0"/>
+                <w:sz w:val="16"/>
+              </w:rPr>
+              <w:t>（约 15.5 × 9.0 cm，粘贴后框会自动撑开）</w:t>
+            </w:r>
+          </w:p>
+        </w:tc>
+      </w:tr>
+    </w:tbl>
     <w:p>
       <w:pPr>
-        <w:spacing w:before="120" w:after="80"/>
-        <w:jc w:val="center"/>
-      </w:pPr>
-      <w:r>
-        <w:rPr>
-          <w:rFonts w:ascii="微软雅黑" w:hAnsi="微软雅黑" w:eastAsia="微软雅黑"/>
-          <w:b/>
-          <w:color w:val="C00000"/>
-          <w:sz w:val="19"/>
-        </w:rPr>
-        <w:t>［待补截图］screenshot-01.png</w:t>
-      </w:r>
-    </w:p>
-    <w:p>
-      <w:pPr>
-        <w:spacing w:after="200"/>
+        <w:spacing w:before="80" w:after="240"/>
         <w:jc w:val="center"/>
       </w:pPr>
       <w:r>
@@ -3107,24 +3150,67 @@
         <w:t>图 1　MCP 接入结论：使用规则确认与重要环境发现（arena-bridge，49 个工具）</w:t>
       </w:r>
     </w:p>
+    <w:tbl>
+      <w:tblPr>
+        <w:tblW w:type="auto" w:w="0"/>
+        <w:jc w:val="center"/>
+        <w:tblBorders>
+          <w:top w:val="dashed" w:sz="8" w:space="0" w:color="AEB6CC"/>
+          <w:left w:val="dashed" w:sz="8" w:space="0" w:color="AEB6CC"/>
+          <w:bottom w:val="dashed" w:sz="8" w:space="0" w:color="AEB6CC"/>
+          <w:right w:val="dashed" w:sz="8" w:space="0" w:color="AEB6CC"/>
+          <w:insideH w:val="none" w:sz="0" w:space="0" w:color="auto"/>
+          <w:insideV w:val="none" w:sz="0" w:space="0" w:color="auto"/>
+        </w:tblBorders>
+        <w:tblLayout w:type="fixed"/>
+        <w:tblLook w:firstColumn="1" w:firstRow="1" w:lastColumn="0" w:lastRow="0" w:noHBand="0" w:noVBand="1" w:val="04A0"/>
+      </w:tblPr>
+      <w:tblGrid>
+        <w:gridCol w:w="8787"/>
+      </w:tblGrid>
+      <w:tr>
+        <w:trPr>
+          <w:trHeight w:val="5102" w:hRule="atLeast"/>
+        </w:trPr>
+        <w:tc>
+          <w:tcPr>
+            <w:tcW w:type="dxa" w:w="8787"/>
+            <w:vAlign w:val="center"/>
+          </w:tcPr>
+          <w:p>
+            <w:pPr>
+              <w:spacing w:before="40" w:after="40"/>
+              <w:jc w:val="center"/>
+            </w:pPr>
+            <w:r>
+              <w:rPr>
+                <w:rFonts w:ascii="微软雅黑" w:hAnsi="微软雅黑" w:eastAsia="微软雅黑"/>
+                <w:color w:val="8A92A8"/>
+                <w:sz w:val="18"/>
+              </w:rPr>
+              <w:t>在框内粘贴截图</w:t>
+            </w:r>
+          </w:p>
+          <w:p>
+            <w:pPr>
+              <w:spacing w:before="0" w:after="40"/>
+              <w:jc w:val="center"/>
+            </w:pPr>
+            <w:r>
+              <w:rPr>
+                <w:rFonts w:ascii="微软雅黑" w:hAnsi="微软雅黑" w:eastAsia="微软雅黑"/>
+                <w:color w:val="A8AEC0"/>
+                <w:sz w:val="16"/>
+              </w:rPr>
+              <w:t>（约 15.5 × 9.0 cm，粘贴后框会自动撑开）</w:t>
+            </w:r>
+          </w:p>
+        </w:tc>
+      </w:tr>
+    </w:tbl>
     <w:p>
       <w:pPr>
-        <w:spacing w:before="120" w:after="80"/>
-        <w:jc w:val="center"/>
-      </w:pPr>
-      <w:r>
-        <w:rPr>
-          <w:rFonts w:ascii="微软雅黑" w:hAnsi="微软雅黑" w:eastAsia="微软雅黑"/>
-          <w:b/>
-          <w:color w:val="C00000"/>
-          <w:sz w:val="19"/>
-        </w:rPr>
-        <w:t>［待补截图］screenshot-02.png</w:t>
-      </w:r>
-    </w:p>
-    <w:p>
-      <w:pPr>
-        <w:spacing w:after="200"/>
+        <w:spacing w:before="80" w:after="240"/>
         <w:jc w:val="center"/>
       </w:pPr>
       <w:r>
@@ -3136,24 +3222,67 @@
         <w:t>图 2　Cline Cloud 首页：Close your laptop. Cline keeps working.</w:t>
       </w:r>
     </w:p>
+    <w:tbl>
+      <w:tblPr>
+        <w:tblW w:type="auto" w:w="0"/>
+        <w:jc w:val="center"/>
+        <w:tblBorders>
+          <w:top w:val="dashed" w:sz="8" w:space="0" w:color="AEB6CC"/>
+          <w:left w:val="dashed" w:sz="8" w:space="0" w:color="AEB6CC"/>
+          <w:bottom w:val="dashed" w:sz="8" w:space="0" w:color="AEB6CC"/>
+          <w:right w:val="dashed" w:sz="8" w:space="0" w:color="AEB6CC"/>
+          <w:insideH w:val="none" w:sz="0" w:space="0" w:color="auto"/>
+          <w:insideV w:val="none" w:sz="0" w:space="0" w:color="auto"/>
+        </w:tblBorders>
+        <w:tblLayout w:type="fixed"/>
+        <w:tblLook w:firstColumn="1" w:firstRow="1" w:lastColumn="0" w:lastRow="0" w:noHBand="0" w:noVBand="1" w:val="04A0"/>
+      </w:tblPr>
+      <w:tblGrid>
+        <w:gridCol w:w="8787"/>
+      </w:tblGrid>
+      <w:tr>
+        <w:trPr>
+          <w:trHeight w:val="5102" w:hRule="atLeast"/>
+        </w:trPr>
+        <w:tc>
+          <w:tcPr>
+            <w:tcW w:type="dxa" w:w="8787"/>
+            <w:vAlign w:val="center"/>
+          </w:tcPr>
+          <w:p>
+            <w:pPr>
+              <w:spacing w:before="40" w:after="40"/>
+              <w:jc w:val="center"/>
+            </w:pPr>
+            <w:r>
+              <w:rPr>
+                <w:rFonts w:ascii="微软雅黑" w:hAnsi="微软雅黑" w:eastAsia="微软雅黑"/>
+                <w:color w:val="8A92A8"/>
+                <w:sz w:val="18"/>
+              </w:rPr>
+              <w:t>在框内粘贴截图</w:t>
+            </w:r>
+          </w:p>
+          <w:p>
+            <w:pPr>
+              <w:spacing w:before="0" w:after="40"/>
+              <w:jc w:val="center"/>
+            </w:pPr>
+            <w:r>
+              <w:rPr>
+                <w:rFonts w:ascii="微软雅黑" w:hAnsi="微软雅黑" w:eastAsia="微软雅黑"/>
+                <w:color w:val="A8AEC0"/>
+                <w:sz w:val="16"/>
+              </w:rPr>
+              <w:t>（约 15.5 × 9.0 cm，粘贴后框会自动撑开）</w:t>
+            </w:r>
+          </w:p>
+        </w:tc>
+      </w:tr>
+    </w:tbl>
     <w:p>
       <w:pPr>
-        <w:spacing w:before="120" w:after="80"/>
-        <w:jc w:val="center"/>
-      </w:pPr>
-      <w:r>
-        <w:rPr>
-          <w:rFonts w:ascii="微软雅黑" w:hAnsi="微软雅黑" w:eastAsia="微软雅黑"/>
-          <w:b/>
-          <w:color w:val="C00000"/>
-          <w:sz w:val="19"/>
-        </w:rPr>
-        <w:t>［待补截图］screenshot-03.png</w:t>
-      </w:r>
-    </w:p>
-    <w:p>
-      <w:pPr>
-        <w:spacing w:after="200"/>
+        <w:spacing w:before="80" w:after="240"/>
         <w:jc w:val="center"/>
       </w:pPr>
       <w:r>
@@ -3174,10 +3303,10 @@
         <w:rPr>
           <w:rFonts w:ascii="微软雅黑" w:hAnsi="微软雅黑" w:eastAsia="微软雅黑"/>
           <w:b w:val="0"/>
-          <w:color w:val="C00000"/>
+          <w:color w:val="666666"/>
           <w:sz w:val="18"/>
         </w:rPr>
-        <w:t>注：当前目录内识别到 0 / 3 张截图，缺失位置以红色占位标注。补齐 /workspace/2026-10-29/images 后执行 python3 tools/build_daily_report.py 即可重新生成本文件。</w:t>
+        <w:t>说明：本节共预留 3 个截图位（当前已嵌入 0 张）。将截图直接粘贴进虚线框即可，框体为「最小高度」会自动撑开，图注已排好无需调整；粘贴完成后删除框内两行灰色提示文字即可。</w:t>
       </w:r>
     </w:p>
     <w:sectPr>
